--- a/public/cv/hamza-khan-cv.docx
+++ b/public/cv/hamza-khan-cv.docx
@@ -58,7 +58,7 @@
           <w:color w:val="4E4E6E"/>
           <w:sz w:val="17"/>
         </w:rPr>
-        <w:t>linkedin.com/in/mhamzakhan007  |  github.com/mapwithhamza</w:t>
+        <w:t>mhamzakhan.vercel.app  |  linkedin.com/in/mhamzakhan007  |  github.com/mapwithhamza</w:t>
       </w:r>
     </w:p>
     <w:p>
